--- a/apps/data-ontology/example_files/综合日报模板_多层级.docx
+++ b/apps/data-ontology/example_files/综合日报模板_多层级.docx
@@ -109,7 +109,7 @@
     </w:p>
     <w:p>
       <w:r>
-        <w:t>• {.}</w:t>
+        <w:t>• {risk_item}</w:t>
       </w:r>
     </w:p>
     <w:p>

--- a/apps/data-ontology/example_files/综合日报模板_多层级.docx
+++ b/apps/data-ontology/example_files/综合日报模板_多层级.docx
@@ -3,10 +3,6 @@
 <w:document xmlns:wpc="http://schemas.microsoft.com/office/word/2010/wordprocessingCanvas" xmlns:mo="http://schemas.microsoft.com/office/mac/office/2008/main" xmlns:mc="http://schemas.openxmlformats.org/markup-compatibility/2006" xmlns:mv="urn:schemas-microsoft-com:mac:vml" xmlns:o="urn:schemas-microsoft-com:office:office" xmlns:r="http://schemas.openxmlformats.org/officeDocument/2006/relationships" xmlns:m="http://schemas.openxmlformats.org/officeDocument/2006/math" xmlns:v="urn:schemas-microsoft-com:vml" xmlns:wp14="http://schemas.microsoft.com/office/word/2010/wordprocessingDrawing" xmlns:wp="http://schemas.openxmlformats.org/drawingml/2006/wordprocessingDrawing" xmlns:w10="urn:schemas-microsoft-com:office:word" xmlns:w="http://schemas.openxmlformats.org/wordprocessingml/2006/main" xmlns:w14="http://schemas.microsoft.com/office/word/2010/wordml" xmlns:wpg="http://schemas.microsoft.com/office/word/2010/wordprocessingGroup" xmlns:wpi="http://schemas.microsoft.com/office/word/2010/wordprocessingInk" xmlns:wne="http://schemas.microsoft.com/office/word/2006/wordml" xmlns:wps="http://schemas.microsoft.com/office/word/2010/wordprocessingShape" mc:Ignorable="w14 wp14">
   <w:body>
     <w:p>
-      <w:pPr>
-        <w:pStyle w:val="Title"/>
-        <w:jc w:val="center"/>
-      </w:pPr>
       <w:r>
         <w:t>{report_title}</w:t>
       </w:r>
@@ -22,9 +18,6 @@
       </w:r>
     </w:p>
     <w:p>
-      <w:pPr>
-        <w:pStyle w:val="Heading1"/>
-      </w:pPr>
       <w:r>
         <w:t>一、总体概述</w:t>
       </w:r>
@@ -35,17 +28,11 @@
       </w:r>
     </w:p>
     <w:p>
-      <w:pPr>
-        <w:pStyle w:val="Heading1"/>
-      </w:pPr>
       <w:r>
         <w:t>二、重点项目与进展</w:t>
       </w:r>
     </w:p>
     <w:p>
-      <w:pPr>
-        <w:pStyle w:val="Heading2"/>
-      </w:pPr>
       <w:r>
         <w:t>（一）在建项目</w:t>
       </w:r>
@@ -56,9 +43,6 @@
       </w:r>
     </w:p>
     <w:p>
-      <w:pPr>
-        <w:pStyle w:val="Heading2"/>
-      </w:pPr>
       <w:r>
         <w:t>（二）已完成项目</w:t>
       </w:r>
@@ -69,17 +53,11 @@
       </w:r>
     </w:p>
     <w:p>
-      <w:pPr>
-        <w:pStyle w:val="Heading1"/>
-      </w:pPr>
       <w:r>
         <w:t>三、风险与问题</w:t>
       </w:r>
     </w:p>
     <w:p>
-      <w:pPr>
-        <w:pStyle w:val="Heading2"/>
-      </w:pPr>
       <w:r>
         <w:t>（一）主要风险</w:t>
       </w:r>
@@ -90,9 +68,6 @@
       </w:r>
     </w:p>
     <w:p>
-      <w:pPr>
-        <w:pStyle w:val="Heading2"/>
-      </w:pPr>
       <w:r>
         <w:t>（二）问题跟踪</w:t>
       </w:r>
@@ -118,17 +93,11 @@
       </w:r>
     </w:p>
     <w:p>
-      <w:pPr>
-        <w:pStyle w:val="Heading1"/>
-      </w:pPr>
       <w:r>
         <w:t>四、明日计划</w:t>
       </w:r>
     </w:p>
     <w:p>
-      <w:pPr>
-        <w:pStyle w:val="Heading2"/>
-      </w:pPr>
       <w:r>
         <w:t>（一）重点工作</w:t>
       </w:r>
@@ -139,9 +108,6 @@
       </w:r>
     </w:p>
     <w:p>
-      <w:pPr>
-        <w:pStyle w:val="Heading2"/>
-      </w:pPr>
       <w:r>
         <w:t>（二）协调事项</w:t>
       </w:r>
@@ -149,84 +115,6 @@
     <w:p>
       <w:r>
         <w:t>待协调资源及人员安排。</w:t>
-      </w:r>
-    </w:p>
-    <w:p>
-      <w:pPr>
-        <w:pStyle w:val="Heading1"/>
-      </w:pPr>
-      <w:r>
-        <w:t>五、分单位详情</w:t>
-      </w:r>
-    </w:p>
-    <w:p>
-      <w:r>
-        <w:t>{#units}</w:t>
-      </w:r>
-    </w:p>
-    <w:p>
-      <w:pPr>
-        <w:pStyle w:val="Heading2"/>
-      </w:pPr>
-      <w:r>
-        <w:t>单位：{unit_name}（{unit_report_date}）</w:t>
-      </w:r>
-    </w:p>
-    <w:p>
-      <w:pPr>
-        <w:pStyle w:val="Heading3"/>
-      </w:pPr>
-      <w:r>
-        <w:t>1. 工作概述</w:t>
-      </w:r>
-    </w:p>
-    <w:p>
-      <w:r>
-        <w:t>{unit_overview}</w:t>
-      </w:r>
-    </w:p>
-    <w:p>
-      <w:pPr>
-        <w:pStyle w:val="Heading3"/>
-      </w:pPr>
-      <w:r>
-        <w:t>2. 重点项目</w:t>
-      </w:r>
-    </w:p>
-    <w:p>
-      <w:r>
-        <w:t>{unit_key_projects}</w:t>
-      </w:r>
-    </w:p>
-    <w:p>
-      <w:pPr>
-        <w:pStyle w:val="Heading3"/>
-      </w:pPr>
-      <w:r>
-        <w:t>3. 问题风险</w:t>
-      </w:r>
-    </w:p>
-    <w:p>
-      <w:r>
-        <w:t>{unit_risks}</w:t>
-      </w:r>
-    </w:p>
-    <w:p>
-      <w:pPr>
-        <w:pStyle w:val="Heading3"/>
-      </w:pPr>
-      <w:r>
-        <w:t>4. 明日计划</w:t>
-      </w:r>
-    </w:p>
-    <w:p>
-      <w:r>
-        <w:t>{unit_tomorrow}</w:t>
-      </w:r>
-    </w:p>
-    <w:p>
-      <w:r>
-        <w:t>{/units}</w:t>
       </w:r>
     </w:p>
     <w:sectPr>

--- a/apps/data-ontology/example_files/综合日报模板_多层级.docx
+++ b/apps/data-ontology/example_files/综合日报模板_多层级.docx
@@ -75,21 +75,6 @@
     <w:p>
       <w:r>
         <w:t>分项风险：</w:t>
-      </w:r>
-    </w:p>
-    <w:p>
-      <w:r>
-        <w:t>{#risk_items}</w:t>
-      </w:r>
-    </w:p>
-    <w:p>
-      <w:r>
-        <w:t>• {risk_item}</w:t>
-      </w:r>
-    </w:p>
-    <w:p>
-      <w:r>
-        <w:t>{/risk_items}</w:t>
       </w:r>
     </w:p>
     <w:p>
